--- a/第二次作业.docx
+++ b/第二次作业.docx
@@ -5,6 +5,7 @@
     <w:p>
       <w:pPr>
         <w:rPr>
+          <w:rFonts w:hint="eastAsia"/>
           <w:noProof/>
         </w:rPr>
       </w:pPr>
@@ -13,7 +14,7 @@
           <w:noProof/>
         </w:rPr>
         <w:drawing>
-          <wp:inline distT="0" distB="0" distL="0" distR="0" wp14:anchorId="6358EFF7" wp14:editId="44157666">
+          <wp:inline distT="0" distB="0" distL="0" distR="0" wp14:anchorId="6358EFF7" wp14:editId="436DE6CC">
             <wp:extent cx="5274310" cy="8092440"/>
             <wp:effectExtent l="0" t="0" r="2540" b="3810"/>
             <wp:docPr id="2033862756" name="图片 1"/>
@@ -62,13 +63,28 @@
         </w:drawing>
       </w:r>
     </w:p>
-    <w:p/>
-    <w:p/>
+    <w:p>
+      <w:pPr>
+        <w:rPr>
+          <w:rFonts w:hint="eastAsia"/>
+        </w:rPr>
+      </w:pPr>
+    </w:p>
+    <w:p>
+      <w:pPr>
+        <w:rPr>
+          <w:rFonts w:hint="eastAsia"/>
+        </w:rPr>
+      </w:pPr>
+    </w:p>
     <w:p>
       <w:pPr>
         <w:tabs>
           <w:tab w:val="left" w:pos="1510"/>
         </w:tabs>
+        <w:rPr>
+          <w:rFonts w:hint="eastAsia"/>
+        </w:rPr>
       </w:pPr>
       <w:r>
         <w:rPr>
@@ -92,7 +108,7 @@
         </w:rPr>
         <w:lastRenderedPageBreak/>
         <w:drawing>
-          <wp:inline distT="0" distB="0" distL="0" distR="0" wp14:anchorId="67579104" wp14:editId="23D8828F">
+          <wp:inline distT="0" distB="0" distL="0" distR="0" wp14:anchorId="67579104" wp14:editId="750106C7">
             <wp:extent cx="5274310" cy="8220075"/>
             <wp:effectExtent l="0" t="0" r="2540" b="9525"/>
             <wp:docPr id="775577547" name="图片 2"/>
@@ -151,11 +167,17 @@
     <w:p>
       <w:pPr>
         <w:ind w:firstLineChars="200" w:firstLine="420"/>
+        <w:rPr>
+          <w:rFonts w:hint="eastAsia"/>
+        </w:rPr>
       </w:pPr>
     </w:p>
     <w:p>
       <w:pPr>
         <w:ind w:firstLineChars="200" w:firstLine="420"/>
+        <w:rPr>
+          <w:rFonts w:hint="eastAsia"/>
+        </w:rPr>
       </w:pPr>
     </w:p>
     <w:p>
@@ -170,7 +192,7 @@
           <w:noProof/>
         </w:rPr>
         <w:drawing>
-          <wp:inline distT="0" distB="0" distL="0" distR="0" wp14:anchorId="1F3FDD1B" wp14:editId="453BD7F4">
+          <wp:inline distT="0" distB="0" distL="0" distR="0" wp14:anchorId="1F3FDD1B" wp14:editId="5FF5D534">
             <wp:extent cx="5274310" cy="8155940"/>
             <wp:effectExtent l="0" t="0" r="2540" b="0"/>
             <wp:docPr id="1900461251" name="图片 3"/>
@@ -224,6 +246,9 @@
         <w:tabs>
           <w:tab w:val="left" w:pos="1835"/>
         </w:tabs>
+        <w:rPr>
+          <w:rFonts w:hint="eastAsia"/>
+        </w:rPr>
       </w:pPr>
       <w:r>
         <w:rPr>
@@ -237,6 +262,9 @@
         <w:tabs>
           <w:tab w:val="left" w:pos="1835"/>
         </w:tabs>
+        <w:rPr>
+          <w:rFonts w:hint="eastAsia"/>
+        </w:rPr>
       </w:pPr>
       <w:r>
         <w:rPr>
@@ -244,7 +272,7 @@
         </w:rPr>
         <w:lastRenderedPageBreak/>
         <w:drawing>
-          <wp:inline distT="0" distB="0" distL="0" distR="0" wp14:anchorId="086A590A" wp14:editId="4C4D1C19">
+          <wp:inline distT="0" distB="0" distL="0" distR="0" wp14:anchorId="086A590A" wp14:editId="0CDB9BD4">
             <wp:extent cx="5274310" cy="8450580"/>
             <wp:effectExtent l="0" t="0" r="2540" b="7620"/>
             <wp:docPr id="907048560" name="图片 4"/>
@@ -296,11 +324,17 @@
     <w:p>
       <w:pPr>
         <w:ind w:firstLineChars="200" w:firstLine="420"/>
+        <w:rPr>
+          <w:rFonts w:hint="eastAsia"/>
+        </w:rPr>
       </w:pPr>
     </w:p>
     <w:p>
       <w:pPr>
         <w:ind w:firstLineChars="200" w:firstLine="420"/>
+        <w:rPr>
+          <w:rFonts w:hint="eastAsia"/>
+        </w:rPr>
       </w:pPr>
       <w:r>
         <w:rPr>
@@ -308,7 +342,7 @@
         </w:rPr>
         <w:lastRenderedPageBreak/>
         <w:drawing>
-          <wp:inline distT="0" distB="0" distL="0" distR="0" wp14:anchorId="20B439F4" wp14:editId="77031517">
+          <wp:inline distT="0" distB="0" distL="0" distR="0" wp14:anchorId="20B439F4" wp14:editId="36A902C2">
             <wp:extent cx="5274310" cy="8574405"/>
             <wp:effectExtent l="0" t="0" r="2540" b="0"/>
             <wp:docPr id="964747591" name="图片 5"/>
@@ -358,13 +392,18 @@
       </w:r>
     </w:p>
     <w:p>
+      <w:pPr>
+        <w:rPr>
+          <w:rFonts w:hint="eastAsia"/>
+        </w:rPr>
+      </w:pPr>
       <w:r>
         <w:rPr>
           <w:noProof/>
         </w:rPr>
         <w:lastRenderedPageBreak/>
         <w:drawing>
-          <wp:inline distT="0" distB="0" distL="0" distR="0" wp14:anchorId="547AE3A8" wp14:editId="5C77B261">
+          <wp:inline distT="0" distB="0" distL="0" distR="0" wp14:anchorId="547AE3A8" wp14:editId="7E12EA07">
             <wp:extent cx="5274310" cy="8578215"/>
             <wp:effectExtent l="0" t="0" r="2540" b="0"/>
             <wp:docPr id="378387930" name="图片 6"/>
@@ -425,7 +464,7 @@
         </w:rPr>
         <w:lastRenderedPageBreak/>
         <w:drawing>
-          <wp:inline distT="0" distB="0" distL="0" distR="0" wp14:anchorId="4AB8A973" wp14:editId="12DDA7B6">
+          <wp:inline distT="0" distB="0" distL="0" distR="0" wp14:anchorId="4AB8A973" wp14:editId="7A53DB59">
             <wp:extent cx="5274310" cy="7540625"/>
             <wp:effectExtent l="0" t="0" r="2540" b="3175"/>
             <wp:docPr id="1892578655" name="图片 7"/>
